--- a/1.docx
+++ b/1.docx
@@ -1325,11 +1325,14 @@
     </w:tbl>
     <w:p>
       <w:r>
+        <w:rPr>
+          <w:noProof/>
+        </w:rPr>
         <w:drawing>
-          <wp:inline distT="0" distB="0" distL="0" distR="0" wp14:anchorId="1F832C3C" wp14:editId="5DF425A2">
-            <wp:extent cx="4917157" cy="3384223"/>
-            <wp:effectExtent l="0" t="0" r="0" b="6985"/>
-            <wp:docPr id="1193310433" name="Picture 1"/>
+          <wp:inline distT="0" distB="0" distL="0" distR="0" wp14:anchorId="6CF62F3E" wp14:editId="10FFC77E">
+            <wp:extent cx="5943600" cy="3699510"/>
+            <wp:effectExtent l="0" t="0" r="0" b="0"/>
+            <wp:docPr id="15604162" name="Picture 1"/>
             <wp:cNvGraphicFramePr>
               <a:graphicFrameLocks xmlns:a="http://schemas.openxmlformats.org/drawingml/2006/main" noChangeAspect="1"/>
             </wp:cNvGraphicFramePr>
@@ -1337,7 +1340,7 @@
               <a:graphicData uri="http://schemas.openxmlformats.org/drawingml/2006/picture">
                 <pic:pic xmlns:pic="http://schemas.openxmlformats.org/drawingml/2006/picture">
                   <pic:nvPicPr>
-                    <pic:cNvPr id="1193310433" name=""/>
+                    <pic:cNvPr id="15604162" name=""/>
                     <pic:cNvPicPr/>
                   </pic:nvPicPr>
                   <pic:blipFill>
@@ -1349,7 +1352,7 @@
                   <pic:spPr>
                     <a:xfrm>
                       <a:off x="0" y="0"/>
-                      <a:ext cx="4921773" cy="3387400"/>
+                      <a:ext cx="5943600" cy="3699510"/>
                     </a:xfrm>
                     <a:prstGeom prst="rect">
                       <a:avLst/>
